--- a/downloads/documents/04 Units/Unit 04 - Environmental Design and Management - Spaces We Live In/Lesson 04.05 - Green Choices Waste Reuse Materials and Safety and Conservation Quiz.docx
+++ b/downloads/documents/04 Units/Unit 04 - Environmental Design and Management - Spaces We Live In/Lesson 04.05 - Green Choices Waste Reuse Materials and Safety and Conservation Quiz.docx
@@ -327,7 +327,7 @@
         <w:t xml:space="preserve"> </w:t>
       </w:r>
       <w:r>
-        <w:t xml:space="preserve">Tier 3 (FACS): recycle, compost, upcycle, secondhand, natural materials, indoor air quality, VOC (low-VOC paint), natural light, fast furniture. See the unit vocabulary list for Turkish, Portuguese, and Spanish.</w:t>
+        <w:t xml:space="preserve">Tier 3 (FACS): recycle, compost, upcycle, secondhand, natural materials, indoor air quality, VOC (low-VOC paint), natural light, fast furniture. See the unit vocabulary list for the Spanish column.</w:t>
       </w:r>
     </w:p>
     <w:p>
@@ -1132,7 +1132,7 @@
         <w:pStyle w:val="Compact"/>
       </w:pPr>
       <w:r>
-        <w:t xml:space="preserve">ELL: the four bins have a picture and the word in Turkish, Portuguese, and Spanish (see</w:t>
+        <w:t xml:space="preserve">ELL: the four bins have a picture and the word in Spanish (see</w:t>
       </w:r>
       <w:r>
         <w:t xml:space="preserve"> </w:t>
